--- a/physics_course/word/lesson19.docx
+++ b/physics_course/word/lesson19.docx
@@ -21,7 +21,48 @@
         <w:rPr>
           <w:sz w:val="24"/>
         </w:rPr>
-        <w:t>ข้อ p2_l19_001: ความหนาแน่น (Density) คืออะไร</w:t>
+        <w:t>1. ความหนาแน่น (Density) คืออะไร</w:t>
+      </w:r>
+    </w:p>
+    <w:p>
+      <w:pPr>
+        <w:ind w:left="720"/>
+      </w:pPr>
+      <w:r>
+        <w:t xml:space="preserve">    1. ก</w:t>
+      </w:r>
+    </w:p>
+    <w:p>
+      <w:pPr>
+        <w:ind w:left="720"/>
+      </w:pPr>
+      <w:r>
+        <w:t xml:space="preserve">    2. ข</w:t>
+      </w:r>
+    </w:p>
+    <w:p>
+      <w:pPr>
+        <w:ind w:left="720"/>
+      </w:pPr>
+      <w:r>
+        <w:t xml:space="preserve">    3. ค</w:t>
+      </w:r>
+    </w:p>
+    <w:p>
+      <w:pPr>
+        <w:ind w:left="720"/>
+      </w:pPr>
+      <w:r>
+        <w:t xml:space="preserve">    4. ง</w:t>
+      </w:r>
+    </w:p>
+    <w:p/>
+    <w:p>
+      <w:r>
+        <w:rPr>
+          <w:sz w:val="24"/>
+        </w:rPr>
+        <w:t>2. ความดัน (Pressure) คำนวณจากสูตรใด</w:t>
       </w:r>
     </w:p>
     <w:p>
@@ -37,7 +78,7 @@
               <a:graphicData uri="http://schemas.openxmlformats.org/drawingml/2006/picture">
                 <pic:pic>
                   <pic:nvPicPr>
-                    <pic:cNvPr id="0" name="physics_img_q2_l19_001.png"/>
+                    <pic:cNvPr id="0" name="physics_img_2.png"/>
                     <pic:cNvPicPr/>
                   </pic:nvPicPr>
                   <pic:blipFill>
@@ -63,38 +104,34 @@
     <w:p/>
     <w:p>
       <w:pPr>
-        <w:pStyle w:val="ListBullet"/>
         <w:ind w:left="720"/>
       </w:pPr>
       <w:r>
-        <w:t xml:space="preserve">    ก</w:t>
+        <w:t xml:space="preserve">    1. ก</w:t>
       </w:r>
     </w:p>
     <w:p>
       <w:pPr>
-        <w:pStyle w:val="ListBullet"/>
         <w:ind w:left="720"/>
       </w:pPr>
       <w:r>
-        <w:t xml:space="preserve">    ข</w:t>
+        <w:t xml:space="preserve">    2. ข</w:t>
       </w:r>
     </w:p>
     <w:p>
       <w:pPr>
-        <w:pStyle w:val="ListBullet"/>
         <w:ind w:left="720"/>
       </w:pPr>
       <w:r>
-        <w:t xml:space="preserve">    ค</w:t>
+        <w:t xml:space="preserve">    3. ค</w:t>
       </w:r>
     </w:p>
     <w:p>
       <w:pPr>
-        <w:pStyle w:val="ListBullet"/>
         <w:ind w:left="720"/>
       </w:pPr>
       <w:r>
-        <w:t xml:space="preserve">    ง</w:t>
+        <w:t xml:space="preserve">    4. ง</w:t>
       </w:r>
     </w:p>
     <w:p/>
@@ -103,43 +140,39 @@
         <w:rPr>
           <w:sz w:val="24"/>
         </w:rPr>
-        <w:t>ข้อ p2_l19_002: ความดัน (Pressure) คำนวณจากสูตรใด</w:t>
+        <w:t>3. ความดันในของเหลวที่ระดับลึก h จากผิวหาได้จากสูตรใด</w:t>
       </w:r>
     </w:p>
     <w:p>
       <w:pPr>
-        <w:pStyle w:val="ListBullet"/>
         <w:ind w:left="720"/>
       </w:pPr>
       <w:r>
-        <w:t xml:space="preserve">    ก</w:t>
+        <w:t xml:space="preserve">    1. ก</w:t>
       </w:r>
     </w:p>
     <w:p>
       <w:pPr>
-        <w:pStyle w:val="ListBullet"/>
         <w:ind w:left="720"/>
       </w:pPr>
       <w:r>
-        <w:t xml:space="preserve">    ข</w:t>
+        <w:t xml:space="preserve">    2. ข</w:t>
       </w:r>
     </w:p>
     <w:p>
       <w:pPr>
-        <w:pStyle w:val="ListBullet"/>
         <w:ind w:left="720"/>
       </w:pPr>
       <w:r>
-        <w:t xml:space="preserve">    ค</w:t>
+        <w:t xml:space="preserve">    3. ค</w:t>
       </w:r>
     </w:p>
     <w:p>
       <w:pPr>
-        <w:pStyle w:val="ListBullet"/>
         <w:ind w:left="720"/>
       </w:pPr>
       <w:r>
-        <w:t xml:space="preserve">    ง</w:t>
+        <w:t xml:space="preserve">    4. ง</w:t>
       </w:r>
     </w:p>
     <w:p/>
@@ -148,52 +181,7 @@
         <w:rPr>
           <w:sz w:val="24"/>
         </w:rPr>
-        <w:t>ข้อ p2_l19_003: ความดันในของเหลวที่ระดับลึก h จากผิวหาได้จากสูตรใด</w:t>
-      </w:r>
-    </w:p>
-    <w:p>
-      <w:pPr>
-        <w:pStyle w:val="ListBullet"/>
-        <w:ind w:left="720"/>
-      </w:pPr>
-      <w:r>
-        <w:t xml:space="preserve">    ก</w:t>
-      </w:r>
-    </w:p>
-    <w:p>
-      <w:pPr>
-        <w:pStyle w:val="ListBullet"/>
-        <w:ind w:left="720"/>
-      </w:pPr>
-      <w:r>
-        <w:t xml:space="preserve">    ข</w:t>
-      </w:r>
-    </w:p>
-    <w:p>
-      <w:pPr>
-        <w:pStyle w:val="ListBullet"/>
-        <w:ind w:left="720"/>
-      </w:pPr>
-      <w:r>
-        <w:t xml:space="preserve">    ค</w:t>
-      </w:r>
-    </w:p>
-    <w:p>
-      <w:pPr>
-        <w:pStyle w:val="ListBullet"/>
-        <w:ind w:left="720"/>
-      </w:pPr>
-      <w:r>
-        <w:t xml:space="preserve">    ง</w:t>
-      </w:r>
-    </w:p>
-    <w:p/>
-    <w:p>
-      <w:r>
-        <w:rPr>
-          <w:sz w:val="24"/>
-        </w:rPr>
-        <w:t>ข้อ p2_l19_004: หลักของอาร์คิมีดีส (Archimedes' Principle) ระบุว่าอะไร</w:t>
+        <w:t>4. หลักของอาร์คิมีดีส (Archimedes' Principle) ระบุว่าอะไร</w:t>
       </w:r>
     </w:p>
     <w:p>
@@ -209,7 +197,7 @@
               <a:graphicData uri="http://schemas.openxmlformats.org/drawingml/2006/picture">
                 <pic:pic>
                   <pic:nvPicPr>
-                    <pic:cNvPr id="0" name="physics_img_q2_l19_004.png"/>
+                    <pic:cNvPr id="0" name="physics_img_4.png"/>
                     <pic:cNvPicPr/>
                   </pic:nvPicPr>
                   <pic:blipFill>
@@ -235,38 +223,34 @@
     <w:p/>
     <w:p>
       <w:pPr>
-        <w:pStyle w:val="ListBullet"/>
         <w:ind w:left="720"/>
       </w:pPr>
       <w:r>
-        <w:t xml:space="preserve">    ก</w:t>
+        <w:t xml:space="preserve">    1. ก</w:t>
       </w:r>
     </w:p>
     <w:p>
       <w:pPr>
-        <w:pStyle w:val="ListBullet"/>
         <w:ind w:left="720"/>
       </w:pPr>
       <w:r>
-        <w:t xml:space="preserve">    ข</w:t>
+        <w:t xml:space="preserve">    2. ข</w:t>
       </w:r>
     </w:p>
     <w:p>
       <w:pPr>
-        <w:pStyle w:val="ListBullet"/>
         <w:ind w:left="720"/>
       </w:pPr>
       <w:r>
-        <w:t xml:space="preserve">    ค</w:t>
+        <w:t xml:space="preserve">    3. ค</w:t>
       </w:r>
     </w:p>
     <w:p>
       <w:pPr>
-        <w:pStyle w:val="ListBullet"/>
         <w:ind w:left="720"/>
       </w:pPr>
       <w:r>
-        <w:t xml:space="preserve">    ง</w:t>
+        <w:t xml:space="preserve">    4. ง</w:t>
       </w:r>
     </w:p>
     <w:p/>
@@ -275,43 +259,39 @@
         <w:rPr>
           <w:sz w:val="24"/>
         </w:rPr>
-        <w:t>ข้อ p2_l19_005: หลักของเบอร์นูลลี (Bernoulli's Principle) ระบุว่าอะไรเมื่อของไหลไหลในท่อ</w:t>
+        <w:t>5. หลักของเบอร์นูลลี (Bernoulli's Principle) ระบุว่าอะไรเมื่อของไหลไหลในท่อ</w:t>
       </w:r>
     </w:p>
     <w:p>
       <w:pPr>
-        <w:pStyle w:val="ListBullet"/>
         <w:ind w:left="720"/>
       </w:pPr>
       <w:r>
-        <w:t xml:space="preserve">    ก</w:t>
+        <w:t xml:space="preserve">    1. ก</w:t>
       </w:r>
     </w:p>
     <w:p>
       <w:pPr>
-        <w:pStyle w:val="ListBullet"/>
         <w:ind w:left="720"/>
       </w:pPr>
       <w:r>
-        <w:t xml:space="preserve">    ข</w:t>
+        <w:t xml:space="preserve">    2. ข</w:t>
       </w:r>
     </w:p>
     <w:p>
       <w:pPr>
-        <w:pStyle w:val="ListBullet"/>
         <w:ind w:left="720"/>
       </w:pPr>
       <w:r>
-        <w:t xml:space="preserve">    ค</w:t>
+        <w:t xml:space="preserve">    3. ค</w:t>
       </w:r>
     </w:p>
     <w:p>
       <w:pPr>
-        <w:pStyle w:val="ListBullet"/>
         <w:ind w:left="720"/>
       </w:pPr>
       <w:r>
-        <w:t xml:space="preserve">    ง</w:t>
+        <w:t xml:space="preserve">    4. ง</w:t>
       </w:r>
     </w:p>
     <w:p/>
@@ -320,43 +300,39 @@
         <w:rPr>
           <w:sz w:val="24"/>
         </w:rPr>
-        <w:t>ข้อ p2_l19_006: สมการความต่อเนื่อง (Continuity Equation) A₁v₁ = A₂v₂ บ่งบอกอะไร</w:t>
+        <w:t>6. สมการความต่อเนื่อง (Continuity Equation) A₁v₁ = A₂v₂ บ่งบอกอะไร</w:t>
       </w:r>
     </w:p>
     <w:p>
       <w:pPr>
-        <w:pStyle w:val="ListBullet"/>
         <w:ind w:left="720"/>
       </w:pPr>
       <w:r>
-        <w:t xml:space="preserve">    ก</w:t>
+        <w:t xml:space="preserve">    1. ก</w:t>
       </w:r>
     </w:p>
     <w:p>
       <w:pPr>
-        <w:pStyle w:val="ListBullet"/>
         <w:ind w:left="720"/>
       </w:pPr>
       <w:r>
-        <w:t xml:space="preserve">    ข</w:t>
+        <w:t xml:space="preserve">    2. ข</w:t>
       </w:r>
     </w:p>
     <w:p>
       <w:pPr>
-        <w:pStyle w:val="ListBullet"/>
         <w:ind w:left="720"/>
       </w:pPr>
       <w:r>
-        <w:t xml:space="preserve">    ค</w:t>
+        <w:t xml:space="preserve">    3. ค</w:t>
       </w:r>
     </w:p>
     <w:p>
       <w:pPr>
-        <w:pStyle w:val="ListBullet"/>
         <w:ind w:left="720"/>
       </w:pPr>
       <w:r>
-        <w:t xml:space="preserve">    ง</w:t>
+        <w:t xml:space="preserve">    4. ง</w:t>
       </w:r>
     </w:p>
     <w:p/>
@@ -365,7 +341,130 @@
         <w:rPr>
           <w:sz w:val="24"/>
         </w:rPr>
-        <w:t>ข้อ p2_l19_007: หลักของปาสคาล (Pascal's Principle) ระบุว่าอะไร</w:t>
+        <w:t>7. หลักของปาสคาล (Pascal's Principle) ระบุว่าอะไร</w:t>
+      </w:r>
+    </w:p>
+    <w:p>
+      <w:pPr>
+        <w:ind w:left="720"/>
+      </w:pPr>
+      <w:r>
+        <w:t xml:space="preserve">    1. ก</w:t>
+      </w:r>
+    </w:p>
+    <w:p>
+      <w:pPr>
+        <w:ind w:left="720"/>
+      </w:pPr>
+      <w:r>
+        <w:t xml:space="preserve">    2. ข</w:t>
+      </w:r>
+    </w:p>
+    <w:p>
+      <w:pPr>
+        <w:ind w:left="720"/>
+      </w:pPr>
+      <w:r>
+        <w:t xml:space="preserve">    3. ค</w:t>
+      </w:r>
+    </w:p>
+    <w:p>
+      <w:pPr>
+        <w:ind w:left="720"/>
+      </w:pPr>
+      <w:r>
+        <w:t xml:space="preserve">    4. ง</w:t>
+      </w:r>
+    </w:p>
+    <w:p/>
+    <w:p>
+      <w:r>
+        <w:rPr>
+          <w:sz w:val="24"/>
+        </w:rPr>
+        <w:t>8. นักประดาน้ำลงไปที่ความลึก 20 m ใต้น้ำ ความดันที่เขาแบกรับเป็นเท่าไร (น้ำ: ρ = 1,000 kg/m³, g = 10 m/s², ความดันบรรยากาศ ≈ 1 × 10⁵ Pa)</w:t>
+      </w:r>
+    </w:p>
+    <w:p>
+      <w:pPr>
+        <w:ind w:left="720"/>
+      </w:pPr>
+      <w:r>
+        <w:t xml:space="preserve">    1. ก</w:t>
+      </w:r>
+    </w:p>
+    <w:p>
+      <w:pPr>
+        <w:ind w:left="720"/>
+      </w:pPr>
+      <w:r>
+        <w:t xml:space="preserve">    2. ข</w:t>
+      </w:r>
+    </w:p>
+    <w:p>
+      <w:pPr>
+        <w:ind w:left="720"/>
+      </w:pPr>
+      <w:r>
+        <w:t xml:space="preserve">    3. ค</w:t>
+      </w:r>
+    </w:p>
+    <w:p>
+      <w:pPr>
+        <w:ind w:left="720"/>
+      </w:pPr>
+      <w:r>
+        <w:t xml:space="preserve">    4. ง</w:t>
+      </w:r>
+    </w:p>
+    <w:p/>
+    <w:p>
+      <w:r>
+        <w:rPr>
+          <w:sz w:val="24"/>
+        </w:rPr>
+        <w:t>9. วัตถุมีปริมาตร 0.002 m³ ลอยในน้ำ (ρ = 1,000 kg/m³) จงหาแรงลอย (g = 10 m/s²)</w:t>
+      </w:r>
+    </w:p>
+    <w:p>
+      <w:pPr>
+        <w:ind w:left="720"/>
+      </w:pPr>
+      <w:r>
+        <w:t xml:space="preserve">    1. ก</w:t>
+      </w:r>
+    </w:p>
+    <w:p>
+      <w:pPr>
+        <w:ind w:left="720"/>
+      </w:pPr>
+      <w:r>
+        <w:t xml:space="preserve">    2. ข</w:t>
+      </w:r>
+    </w:p>
+    <w:p>
+      <w:pPr>
+        <w:ind w:left="720"/>
+      </w:pPr>
+      <w:r>
+        <w:t xml:space="preserve">    3. ค</w:t>
+      </w:r>
+    </w:p>
+    <w:p>
+      <w:pPr>
+        <w:ind w:left="720"/>
+      </w:pPr>
+      <w:r>
+        <w:t xml:space="preserve">    4. ง</w:t>
+      </w:r>
+    </w:p>
+    <w:p/>
+    <w:p>
+      <w:r>
+        <w:rPr>
+          <w:sz w:val="24"/>
+        </w:rPr>
+        <w:t>10. ท่อน้ำพื้นที่หน้าตัด 0.01 m² มีน้ำไหลด้วยความเร็ว 5 m/s ท่อหดเหลือพื้นที่ 0.005 m² ความเร็วน้ำที่ส่วนแคบเป็นเท่าไร</w:t>
       </w:r>
     </w:p>
     <w:p>
@@ -381,7 +480,249 @@
               <a:graphicData uri="http://schemas.openxmlformats.org/drawingml/2006/picture">
                 <pic:pic>
                   <pic:nvPicPr>
-                    <pic:cNvPr id="0" name="physics_img_q2_l19_004.png"/>
+                    <pic:cNvPr id="0" name="physics_img_10.png"/>
+                    <pic:cNvPicPr/>
+                  </pic:nvPicPr>
+                  <pic:blipFill>
+                    <a:blip r:embed="rId11"/>
+                    <a:stretch>
+                      <a:fillRect/>
+                    </a:stretch>
+                  </pic:blipFill>
+                  <pic:spPr>
+                    <a:xfrm>
+                      <a:off x="0" y="0"/>
+                      <a:ext cx="1828800" cy="1359877"/>
+                    </a:xfrm>
+                    <a:prstGeom prst="rect"/>
+                  </pic:spPr>
+                </pic:pic>
+              </a:graphicData>
+            </a:graphic>
+          </wp:inline>
+        </w:drawing>
+      </w:r>
+    </w:p>
+    <w:p/>
+    <w:p>
+      <w:pPr>
+        <w:ind w:left="720"/>
+      </w:pPr>
+      <w:r>
+        <w:t xml:space="preserve">    1. ก</w:t>
+      </w:r>
+    </w:p>
+    <w:p>
+      <w:pPr>
+        <w:ind w:left="720"/>
+      </w:pPr>
+      <w:r>
+        <w:t xml:space="preserve">    2. ข</w:t>
+      </w:r>
+    </w:p>
+    <w:p>
+      <w:pPr>
+        <w:ind w:left="720"/>
+      </w:pPr>
+      <w:r>
+        <w:t xml:space="preserve">    3. ค</w:t>
+      </w:r>
+    </w:p>
+    <w:p>
+      <w:pPr>
+        <w:ind w:left="720"/>
+      </w:pPr>
+      <w:r>
+        <w:t xml:space="preserve">    4. ง</w:t>
+      </w:r>
+    </w:p>
+    <w:p/>
+    <w:p>
+      <w:r>
+        <w:rPr>
+          <w:sz w:val="24"/>
+        </w:rPr>
+        <w:t>11. วัตถุมีมวล 200 g และปริมาตร 250 cm³ มีความหนาแน่นเท่าไร</w:t>
+      </w:r>
+    </w:p>
+    <w:p>
+      <w:pPr>
+        <w:ind w:left="720"/>
+      </w:pPr>
+      <w:r>
+        <w:t xml:space="preserve">    1. ก</w:t>
+      </w:r>
+    </w:p>
+    <w:p>
+      <w:pPr>
+        <w:ind w:left="720"/>
+      </w:pPr>
+      <w:r>
+        <w:t xml:space="preserve">    2. ข</w:t>
+      </w:r>
+    </w:p>
+    <w:p>
+      <w:pPr>
+        <w:ind w:left="720"/>
+      </w:pPr>
+      <w:r>
+        <w:t xml:space="preserve">    3. ค</w:t>
+      </w:r>
+    </w:p>
+    <w:p>
+      <w:pPr>
+        <w:ind w:left="720"/>
+      </w:pPr>
+      <w:r>
+        <w:t xml:space="preserve">    4. ง</w:t>
+      </w:r>
+    </w:p>
+    <w:p/>
+    <w:p>
+      <w:r>
+        <w:rPr>
+          <w:sz w:val="24"/>
+        </w:rPr>
+        <w:t>12. ตามหลักของเบอร์นูลลี เมื่อของไหลในท่อไหลเร็วขึ้น ความดันจะเป็นอย่างไร</w:t>
+      </w:r>
+    </w:p>
+    <w:p>
+      <w:pPr>
+        <w:ind w:left="720"/>
+      </w:pPr>
+      <w:r>
+        <w:t xml:space="preserve">    1. ก</w:t>
+      </w:r>
+    </w:p>
+    <w:p>
+      <w:pPr>
+        <w:ind w:left="720"/>
+      </w:pPr>
+      <w:r>
+        <w:t xml:space="preserve">    2. ข</w:t>
+      </w:r>
+    </w:p>
+    <w:p>
+      <w:pPr>
+        <w:ind w:left="720"/>
+      </w:pPr>
+      <w:r>
+        <w:t xml:space="preserve">    3. ค</w:t>
+      </w:r>
+    </w:p>
+    <w:p>
+      <w:pPr>
+        <w:ind w:left="720"/>
+      </w:pPr>
+      <w:r>
+        <w:t xml:space="preserve">    4. ง</w:t>
+      </w:r>
+    </w:p>
+    <w:p/>
+    <w:p>
+      <w:r>
+        <w:rPr>
+          <w:sz w:val="24"/>
+        </w:rPr>
+        <w:t>13. ทำไมเรือเหล็กจึงลอยน้ำได้ทั้งที่เหล็กมีความหนาแน่นมากกว่าน้ำ</w:t>
+      </w:r>
+    </w:p>
+    <w:p>
+      <w:pPr>
+        <w:ind w:left="720"/>
+      </w:pPr>
+      <w:r>
+        <w:t xml:space="preserve">    1. ก</w:t>
+      </w:r>
+    </w:p>
+    <w:p>
+      <w:pPr>
+        <w:ind w:left="720"/>
+      </w:pPr>
+      <w:r>
+        <w:t xml:space="preserve">    2. ข</w:t>
+      </w:r>
+    </w:p>
+    <w:p>
+      <w:pPr>
+        <w:ind w:left="720"/>
+      </w:pPr>
+      <w:r>
+        <w:t xml:space="preserve">    3. ค</w:t>
+      </w:r>
+    </w:p>
+    <w:p>
+      <w:pPr>
+        <w:ind w:left="720"/>
+      </w:pPr>
+      <w:r>
+        <w:t xml:space="preserve">    4. ง</w:t>
+      </w:r>
+    </w:p>
+    <w:p/>
+    <w:p>
+      <w:r>
+        <w:rPr>
+          <w:sz w:val="24"/>
+        </w:rPr>
+        <w:t>14. หน่วยความดัน Pascal (Pa) มีค่าเท่ากับข้อใด</w:t>
+      </w:r>
+    </w:p>
+    <w:p>
+      <w:pPr>
+        <w:ind w:left="720"/>
+      </w:pPr>
+      <w:r>
+        <w:t xml:space="preserve">    1. ก</w:t>
+      </w:r>
+    </w:p>
+    <w:p>
+      <w:pPr>
+        <w:ind w:left="720"/>
+      </w:pPr>
+      <w:r>
+        <w:t xml:space="preserve">    2. ข</w:t>
+      </w:r>
+    </w:p>
+    <w:p>
+      <w:pPr>
+        <w:ind w:left="720"/>
+      </w:pPr>
+      <w:r>
+        <w:t xml:space="preserve">    3. ค</w:t>
+      </w:r>
+    </w:p>
+    <w:p>
+      <w:pPr>
+        <w:ind w:left="720"/>
+      </w:pPr>
+      <w:r>
+        <w:t xml:space="preserve">    4. ง</w:t>
+      </w:r>
+    </w:p>
+    <w:p/>
+    <w:p>
+      <w:r>
+        <w:rPr>
+          <w:sz w:val="24"/>
+        </w:rPr>
+        <w:t>15. เครื่องอัดไฮดรอลิกมีลูกสูบเล็กพื้นที่ 0.01 m² กดด้วยแรง 100 N และลูกสูบใหญ่พื้นที่ 0.1 m² จะยกวัตถุได้กี่นิวตัน</w:t>
+      </w:r>
+    </w:p>
+    <w:p>
+      <w:r>
+        <w:drawing>
+          <wp:inline xmlns:a="http://schemas.openxmlformats.org/drawingml/2006/main" xmlns:pic="http://schemas.openxmlformats.org/drawingml/2006/picture">
+            <wp:extent cx="1828800" cy="1359877"/>
+            <wp:docPr id="4" name="Picture 4"/>
+            <wp:cNvGraphicFramePr>
+              <a:graphicFrameLocks noChangeAspect="1"/>
+            </wp:cNvGraphicFramePr>
+            <a:graphic>
+              <a:graphicData uri="http://schemas.openxmlformats.org/drawingml/2006/picture">
+                <pic:pic>
+                  <pic:nvPicPr>
+                    <pic:cNvPr id="0" name="physics_img_4.png"/>
                     <pic:cNvPicPr/>
                   </pic:nvPicPr>
                   <pic:blipFill>
@@ -407,38 +748,34 @@
     <w:p/>
     <w:p>
       <w:pPr>
-        <w:pStyle w:val="ListBullet"/>
         <w:ind w:left="720"/>
       </w:pPr>
       <w:r>
-        <w:t xml:space="preserve">    ก</w:t>
+        <w:t xml:space="preserve">    1. ก</w:t>
       </w:r>
     </w:p>
     <w:p>
       <w:pPr>
-        <w:pStyle w:val="ListBullet"/>
         <w:ind w:left="720"/>
       </w:pPr>
       <w:r>
-        <w:t xml:space="preserve">    ข</w:t>
+        <w:t xml:space="preserve">    2. ข</w:t>
       </w:r>
     </w:p>
     <w:p>
       <w:pPr>
-        <w:pStyle w:val="ListBullet"/>
         <w:ind w:left="720"/>
       </w:pPr>
       <w:r>
-        <w:t xml:space="preserve">    ค</w:t>
+        <w:t xml:space="preserve">    3. ค</w:t>
       </w:r>
     </w:p>
     <w:p>
       <w:pPr>
-        <w:pStyle w:val="ListBullet"/>
         <w:ind w:left="720"/>
       </w:pPr>
       <w:r>
-        <w:t xml:space="preserve">    ง</w:t>
+        <w:t xml:space="preserve">    4. ง</w:t>
       </w:r>
     </w:p>
     <w:p/>
@@ -447,134 +784,7 @@
         <w:rPr>
           <w:sz w:val="24"/>
         </w:rPr>
-        <w:t>ข้อ p2_l19_008: นักประดาน้ำลงไปที่ความลึก 20 m ใต้น้ำ ความดันที่เขาแบกรับเป็นเท่าไร (น้ำ: ρ = 1,000 kg/m³, g = 10 m/s², ความดันบรรยากาศ ≈ 1 × 10⁵ Pa)</w:t>
-      </w:r>
-    </w:p>
-    <w:p>
-      <w:r>
-        <w:drawing>
-          <wp:inline xmlns:a="http://schemas.openxmlformats.org/drawingml/2006/main" xmlns:pic="http://schemas.openxmlformats.org/drawingml/2006/picture">
-            <wp:extent cx="1828800" cy="1359877"/>
-            <wp:docPr id="4" name="Picture 4"/>
-            <wp:cNvGraphicFramePr>
-              <a:graphicFrameLocks noChangeAspect="1"/>
-            </wp:cNvGraphicFramePr>
-            <a:graphic>
-              <a:graphicData uri="http://schemas.openxmlformats.org/drawingml/2006/picture">
-                <pic:pic>
-                  <pic:nvPicPr>
-                    <pic:cNvPr id="0" name="physics_img_q2_l19_001.png"/>
-                    <pic:cNvPicPr/>
-                  </pic:nvPicPr>
-                  <pic:blipFill>
-                    <a:blip r:embed="rId9"/>
-                    <a:stretch>
-                      <a:fillRect/>
-                    </a:stretch>
-                  </pic:blipFill>
-                  <pic:spPr>
-                    <a:xfrm>
-                      <a:off x="0" y="0"/>
-                      <a:ext cx="1828800" cy="1359877"/>
-                    </a:xfrm>
-                    <a:prstGeom prst="rect"/>
-                  </pic:spPr>
-                </pic:pic>
-              </a:graphicData>
-            </a:graphic>
-          </wp:inline>
-        </w:drawing>
-      </w:r>
-    </w:p>
-    <w:p/>
-    <w:p>
-      <w:pPr>
-        <w:pStyle w:val="ListBullet"/>
-        <w:ind w:left="720"/>
-      </w:pPr>
-      <w:r>
-        <w:t xml:space="preserve">    ก</w:t>
-      </w:r>
-    </w:p>
-    <w:p>
-      <w:pPr>
-        <w:pStyle w:val="ListBullet"/>
-        <w:ind w:left="720"/>
-      </w:pPr>
-      <w:r>
-        <w:t xml:space="preserve">    ข</w:t>
-      </w:r>
-    </w:p>
-    <w:p>
-      <w:pPr>
-        <w:pStyle w:val="ListBullet"/>
-        <w:ind w:left="720"/>
-      </w:pPr>
-      <w:r>
-        <w:t xml:space="preserve">    ค</w:t>
-      </w:r>
-    </w:p>
-    <w:p>
-      <w:pPr>
-        <w:pStyle w:val="ListBullet"/>
-        <w:ind w:left="720"/>
-      </w:pPr>
-      <w:r>
-        <w:t xml:space="preserve">    ง</w:t>
-      </w:r>
-    </w:p>
-    <w:p/>
-    <w:p>
-      <w:r>
-        <w:rPr>
-          <w:sz w:val="24"/>
-        </w:rPr>
-        <w:t>ข้อ p2_l19_009: วัตถุมีปริมาตร 0.002 m³ ลอยในน้ำ (ρ = 1,000 kg/m³) จงหาแรงลอย (g = 10 m/s²)</w:t>
-      </w:r>
-    </w:p>
-    <w:p>
-      <w:pPr>
-        <w:pStyle w:val="ListBullet"/>
-        <w:ind w:left="720"/>
-      </w:pPr>
-      <w:r>
-        <w:t xml:space="preserve">    ก</w:t>
-      </w:r>
-    </w:p>
-    <w:p>
-      <w:pPr>
-        <w:pStyle w:val="ListBullet"/>
-        <w:ind w:left="720"/>
-      </w:pPr>
-      <w:r>
-        <w:t xml:space="preserve">    ข</w:t>
-      </w:r>
-    </w:p>
-    <w:p>
-      <w:pPr>
-        <w:pStyle w:val="ListBullet"/>
-        <w:ind w:left="720"/>
-      </w:pPr>
-      <w:r>
-        <w:t xml:space="preserve">    ค</w:t>
-      </w:r>
-    </w:p>
-    <w:p>
-      <w:pPr>
-        <w:pStyle w:val="ListBullet"/>
-        <w:ind w:left="720"/>
-      </w:pPr>
-      <w:r>
-        <w:t xml:space="preserve">    ง</w:t>
-      </w:r>
-    </w:p>
-    <w:p/>
-    <w:p>
-      <w:r>
-        <w:rPr>
-          <w:sz w:val="24"/>
-        </w:rPr>
-        <w:t>ข้อ p2_l19_010: ท่อน้ำพื้นที่หน้าตัด 0.01 m² มีน้ำไหลด้วยความเร็ว 5 m/s ท่อหดเหลือพื้นที่ 0.005 m² ความเร็วน้ำที่ส่วนแคบเป็นเท่าไร</w:t>
+        <w:t>16. น้ำไหลในท่อระดับพื้นที่ 0.02 m² ด้วยความเร็ว 3 m/s และความดัน 150,000 Pa ที่จุดที่ท่อหดเหลือ 0.01 m² ความดันเป็นเท่าไร (ρ น้ำ = 1,000 kg/m³)</w:t>
       </w:r>
     </w:p>
     <w:p>
@@ -590,134 +800,7 @@
               <a:graphicData uri="http://schemas.openxmlformats.org/drawingml/2006/picture">
                 <pic:pic>
                   <pic:nvPicPr>
-                    <pic:cNvPr id="0" name="physics_img_q2_l19_010.png"/>
-                    <pic:cNvPicPr/>
-                  </pic:nvPicPr>
-                  <pic:blipFill>
-                    <a:blip r:embed="rId11"/>
-                    <a:stretch>
-                      <a:fillRect/>
-                    </a:stretch>
-                  </pic:blipFill>
-                  <pic:spPr>
-                    <a:xfrm>
-                      <a:off x="0" y="0"/>
-                      <a:ext cx="1828800" cy="1359877"/>
-                    </a:xfrm>
-                    <a:prstGeom prst="rect"/>
-                  </pic:spPr>
-                </pic:pic>
-              </a:graphicData>
-            </a:graphic>
-          </wp:inline>
-        </w:drawing>
-      </w:r>
-    </w:p>
-    <w:p/>
-    <w:p>
-      <w:pPr>
-        <w:pStyle w:val="ListBullet"/>
-        <w:ind w:left="720"/>
-      </w:pPr>
-      <w:r>
-        <w:t xml:space="preserve">    ก</w:t>
-      </w:r>
-    </w:p>
-    <w:p>
-      <w:pPr>
-        <w:pStyle w:val="ListBullet"/>
-        <w:ind w:left="720"/>
-      </w:pPr>
-      <w:r>
-        <w:t xml:space="preserve">    ข</w:t>
-      </w:r>
-    </w:p>
-    <w:p>
-      <w:pPr>
-        <w:pStyle w:val="ListBullet"/>
-        <w:ind w:left="720"/>
-      </w:pPr>
-      <w:r>
-        <w:t xml:space="preserve">    ค</w:t>
-      </w:r>
-    </w:p>
-    <w:p>
-      <w:pPr>
-        <w:pStyle w:val="ListBullet"/>
-        <w:ind w:left="720"/>
-      </w:pPr>
-      <w:r>
-        <w:t xml:space="preserve">    ง</w:t>
-      </w:r>
-    </w:p>
-    <w:p/>
-    <w:p>
-      <w:r>
-        <w:rPr>
-          <w:sz w:val="24"/>
-        </w:rPr>
-        <w:t>ข้อ p2_l19_011: วัตถุมีมวล 200 g และปริมาตร 250 cm³ มีความหนาแน่นเท่าไร</w:t>
-      </w:r>
-    </w:p>
-    <w:p>
-      <w:pPr>
-        <w:pStyle w:val="ListBullet"/>
-        <w:ind w:left="720"/>
-      </w:pPr>
-      <w:r>
-        <w:t xml:space="preserve">    ก</w:t>
-      </w:r>
-    </w:p>
-    <w:p>
-      <w:pPr>
-        <w:pStyle w:val="ListBullet"/>
-        <w:ind w:left="720"/>
-      </w:pPr>
-      <w:r>
-        <w:t xml:space="preserve">    ข</w:t>
-      </w:r>
-    </w:p>
-    <w:p>
-      <w:pPr>
-        <w:pStyle w:val="ListBullet"/>
-        <w:ind w:left="720"/>
-      </w:pPr>
-      <w:r>
-        <w:t xml:space="preserve">    ค</w:t>
-      </w:r>
-    </w:p>
-    <w:p>
-      <w:pPr>
-        <w:pStyle w:val="ListBullet"/>
-        <w:ind w:left="720"/>
-      </w:pPr>
-      <w:r>
-        <w:t xml:space="preserve">    ง</w:t>
-      </w:r>
-    </w:p>
-    <w:p/>
-    <w:p>
-      <w:r>
-        <w:rPr>
-          <w:sz w:val="24"/>
-        </w:rPr>
-        <w:t>ข้อ p2_l19_012: ตามหลักของเบอร์นูลลี เมื่อของไหลในท่อไหลเร็วขึ้น ความดันจะเป็นอย่างไร</w:t>
-      </w:r>
-    </w:p>
-    <w:p>
-      <w:r>
-        <w:drawing>
-          <wp:inline xmlns:a="http://schemas.openxmlformats.org/drawingml/2006/main" xmlns:pic="http://schemas.openxmlformats.org/drawingml/2006/picture">
-            <wp:extent cx="1828800" cy="1359877"/>
-            <wp:docPr id="6" name="Picture 6"/>
-            <wp:cNvGraphicFramePr>
-              <a:graphicFrameLocks noChangeAspect="1"/>
-            </wp:cNvGraphicFramePr>
-            <a:graphic>
-              <a:graphicData uri="http://schemas.openxmlformats.org/drawingml/2006/picture">
-                <pic:pic>
-                  <pic:nvPicPr>
-                    <pic:cNvPr id="0" name="physics_img_q2_l19_004.png"/>
+                    <pic:cNvPr id="0" name="physics_img_4.png"/>
                     <pic:cNvPicPr/>
                   </pic:nvPicPr>
                   <pic:blipFill>
@@ -743,38 +826,34 @@
     <w:p/>
     <w:p>
       <w:pPr>
-        <w:pStyle w:val="ListBullet"/>
         <w:ind w:left="720"/>
       </w:pPr>
       <w:r>
-        <w:t xml:space="preserve">    ก</w:t>
+        <w:t xml:space="preserve">    1. ก</w:t>
       </w:r>
     </w:p>
     <w:p>
       <w:pPr>
-        <w:pStyle w:val="ListBullet"/>
         <w:ind w:left="720"/>
       </w:pPr>
       <w:r>
-        <w:t xml:space="preserve">    ข</w:t>
+        <w:t xml:space="preserve">    2. ข</w:t>
       </w:r>
     </w:p>
     <w:p>
       <w:pPr>
-        <w:pStyle w:val="ListBullet"/>
         <w:ind w:left="720"/>
       </w:pPr>
       <w:r>
-        <w:t xml:space="preserve">    ค</w:t>
+        <w:t xml:space="preserve">    3. ค</w:t>
       </w:r>
     </w:p>
     <w:p>
       <w:pPr>
-        <w:pStyle w:val="ListBullet"/>
         <w:ind w:left="720"/>
       </w:pPr>
       <w:r>
-        <w:t xml:space="preserve">    ง</w:t>
+        <w:t xml:space="preserve">    4. ง</w:t>
       </w:r>
     </w:p>
     <w:p/>
@@ -783,43 +862,39 @@
         <w:rPr>
           <w:sz w:val="24"/>
         </w:rPr>
-        <w:t>ข้อ p2_l19_013: ทำไมเรือเหล็กจึงลอยน้ำได้ทั้งที่เหล็กมีความหนาแน่นมากกว่าน้ำ</w:t>
+        <w:t>17. ความดันที่ก้นภาชนะที่บรรจุของเหลวสูง 50 cm ขึ้นกับปริมาตรของภาชนะหรือไม่</w:t>
       </w:r>
     </w:p>
     <w:p>
       <w:pPr>
-        <w:pStyle w:val="ListBullet"/>
         <w:ind w:left="720"/>
       </w:pPr>
       <w:r>
-        <w:t xml:space="preserve">    ก</w:t>
+        <w:t xml:space="preserve">    1. ก</w:t>
       </w:r>
     </w:p>
     <w:p>
       <w:pPr>
-        <w:pStyle w:val="ListBullet"/>
         <w:ind w:left="720"/>
       </w:pPr>
       <w:r>
-        <w:t xml:space="preserve">    ข</w:t>
+        <w:t xml:space="preserve">    2. ข</w:t>
       </w:r>
     </w:p>
     <w:p>
       <w:pPr>
-        <w:pStyle w:val="ListBullet"/>
         <w:ind w:left="720"/>
       </w:pPr>
       <w:r>
-        <w:t xml:space="preserve">    ค</w:t>
+        <w:t xml:space="preserve">    3. ค</w:t>
       </w:r>
     </w:p>
     <w:p>
       <w:pPr>
-        <w:pStyle w:val="ListBullet"/>
         <w:ind w:left="720"/>
       </w:pPr>
       <w:r>
-        <w:t xml:space="preserve">    ง</w:t>
+        <w:t xml:space="preserve">    4. ง</w:t>
       </w:r>
     </w:p>
     <w:p/>
@@ -828,43 +903,39 @@
         <w:rPr>
           <w:sz w:val="24"/>
         </w:rPr>
-        <w:t>ข้อ p2_l19_014: หน่วยความดัน Pascal (Pa) มีค่าเท่ากับข้อใด</w:t>
+        <w:t>18. วัตถุมีน้ำหนักในอากาศ 50 N จมในน้ำได้ 30 N แรงลอยมีค่าเท่าไร</w:t>
       </w:r>
     </w:p>
     <w:p>
       <w:pPr>
-        <w:pStyle w:val="ListBullet"/>
         <w:ind w:left="720"/>
       </w:pPr>
       <w:r>
-        <w:t xml:space="preserve">    ก</w:t>
+        <w:t xml:space="preserve">    1. ก</w:t>
       </w:r>
     </w:p>
     <w:p>
       <w:pPr>
-        <w:pStyle w:val="ListBullet"/>
         <w:ind w:left="720"/>
       </w:pPr>
       <w:r>
-        <w:t xml:space="preserve">    ข</w:t>
+        <w:t xml:space="preserve">    2. ข</w:t>
       </w:r>
     </w:p>
     <w:p>
       <w:pPr>
-        <w:pStyle w:val="ListBullet"/>
         <w:ind w:left="720"/>
       </w:pPr>
       <w:r>
-        <w:t xml:space="preserve">    ค</w:t>
+        <w:t xml:space="preserve">    3. ค</w:t>
       </w:r>
     </w:p>
     <w:p>
       <w:pPr>
-        <w:pStyle w:val="ListBullet"/>
         <w:ind w:left="720"/>
       </w:pPr>
       <w:r>
-        <w:t xml:space="preserve">    ง</w:t>
+        <w:t xml:space="preserve">    4. ง</w:t>
       </w:r>
     </w:p>
     <w:p/>
@@ -873,43 +944,39 @@
         <w:rPr>
           <w:sz w:val="24"/>
         </w:rPr>
-        <w:t>ข้อ p2_l19_015: เครื่องอัดไฮดรอลิกมีลูกสูบเล็กพื้นที่ 0.01 m² กดด้วยแรง 100 N และลูกสูบใหญ่พื้นที่ 0.1 m² จะยกวัตถุได้กี่นิวตัน</w:t>
+        <w:t>19. น้ำไหลในท่อเส้นผ่านศูนย์กลาง 4 cm ด้วยอัตราการไหล 0.02 m³/s ความเร็วเฉลี่ยของน้ำเป็นเท่าไร</w:t>
       </w:r>
     </w:p>
     <w:p>
       <w:pPr>
-        <w:pStyle w:val="ListBullet"/>
         <w:ind w:left="720"/>
       </w:pPr>
       <w:r>
-        <w:t xml:space="preserve">    ก</w:t>
+        <w:t xml:space="preserve">    1. ก</w:t>
       </w:r>
     </w:p>
     <w:p>
       <w:pPr>
-        <w:pStyle w:val="ListBullet"/>
         <w:ind w:left="720"/>
       </w:pPr>
       <w:r>
-        <w:t xml:space="preserve">    ข</w:t>
+        <w:t xml:space="preserve">    2. ข</w:t>
       </w:r>
     </w:p>
     <w:p>
       <w:pPr>
-        <w:pStyle w:val="ListBullet"/>
         <w:ind w:left="720"/>
       </w:pPr>
       <w:r>
-        <w:t xml:space="preserve">    ค</w:t>
+        <w:t xml:space="preserve">    3. ค</w:t>
       </w:r>
     </w:p>
     <w:p>
       <w:pPr>
-        <w:pStyle w:val="ListBullet"/>
         <w:ind w:left="720"/>
       </w:pPr>
       <w:r>
-        <w:t xml:space="preserve">    ง</w:t>
+        <w:t xml:space="preserve">    4. ง</w:t>
       </w:r>
     </w:p>
     <w:p/>
@@ -918,43 +985,39 @@
         <w:rPr>
           <w:sz w:val="24"/>
         </w:rPr>
-        <w:t>ข้อ p2_l19_016: น้ำไหลในท่อระดับพื้นที่ 0.02 m² ด้วยความเร็ว 3 m/s และความดัน 150,000 Pa ที่จุดที่ท่อหดเหลือ 0.01 m² ความดันเป็นเท่าไร (ρ น้ำ = 1,000 kg/m³)</w:t>
+        <w:t>20. สสารสถานะใดมีความหนาแน่นมากที่สุดโดยทั่วไป</w:t>
       </w:r>
     </w:p>
     <w:p>
       <w:pPr>
-        <w:pStyle w:val="ListBullet"/>
         <w:ind w:left="720"/>
       </w:pPr>
       <w:r>
-        <w:t xml:space="preserve">    ก</w:t>
+        <w:t xml:space="preserve">    1. ก</w:t>
       </w:r>
     </w:p>
     <w:p>
       <w:pPr>
-        <w:pStyle w:val="ListBullet"/>
         <w:ind w:left="720"/>
       </w:pPr>
       <w:r>
-        <w:t xml:space="preserve">    ข</w:t>
+        <w:t xml:space="preserve">    2. ข</w:t>
       </w:r>
     </w:p>
     <w:p>
       <w:pPr>
-        <w:pStyle w:val="ListBullet"/>
         <w:ind w:left="720"/>
       </w:pPr>
       <w:r>
-        <w:t xml:space="preserve">    ค</w:t>
+        <w:t xml:space="preserve">    3. ค</w:t>
       </w:r>
     </w:p>
     <w:p>
       <w:pPr>
-        <w:pStyle w:val="ListBullet"/>
         <w:ind w:left="720"/>
       </w:pPr>
       <w:r>
-        <w:t xml:space="preserve">    ง</w:t>
+        <w:t xml:space="preserve">    4. ง</w:t>
       </w:r>
     </w:p>
     <w:p/>
@@ -963,7 +1026,7 @@
         <w:rPr>
           <w:sz w:val="24"/>
         </w:rPr>
-        <w:t>ข้อ p2_l19_017: ความดันที่ก้นภาชนะที่บรรจุของเหลวสูง 50 cm ขึ้นกับปริมาตรของภาชนะหรือไม่</w:t>
+        <w:t>21. น้ำไหลในท่อระดับที่ความดัน 200 kPa และความเร็ว 3 m/s ที่จุดที่ความดันลดเหลือ 150 kPa ความเร็วจะเป็นเท่าไร</w:t>
       </w:r>
     </w:p>
     <w:p>
@@ -971,7 +1034,7 @@
         <w:drawing>
           <wp:inline xmlns:a="http://schemas.openxmlformats.org/drawingml/2006/main" xmlns:pic="http://schemas.openxmlformats.org/drawingml/2006/picture">
             <wp:extent cx="1828800" cy="1359877"/>
-            <wp:docPr id="7" name="Picture 7"/>
+            <wp:docPr id="6" name="Picture 6"/>
             <wp:cNvGraphicFramePr>
               <a:graphicFrameLocks noChangeAspect="1"/>
             </wp:cNvGraphicFramePr>
@@ -979,298 +1042,7 @@
               <a:graphicData uri="http://schemas.openxmlformats.org/drawingml/2006/picture">
                 <pic:pic>
                   <pic:nvPicPr>
-                    <pic:cNvPr id="0" name="physics_img_q2_l19_001.png"/>
-                    <pic:cNvPicPr/>
-                  </pic:nvPicPr>
-                  <pic:blipFill>
-                    <a:blip r:embed="rId9"/>
-                    <a:stretch>
-                      <a:fillRect/>
-                    </a:stretch>
-                  </pic:blipFill>
-                  <pic:spPr>
-                    <a:xfrm>
-                      <a:off x="0" y="0"/>
-                      <a:ext cx="1828800" cy="1359877"/>
-                    </a:xfrm>
-                    <a:prstGeom prst="rect"/>
-                  </pic:spPr>
-                </pic:pic>
-              </a:graphicData>
-            </a:graphic>
-          </wp:inline>
-        </w:drawing>
-      </w:r>
-    </w:p>
-    <w:p/>
-    <w:p>
-      <w:pPr>
-        <w:pStyle w:val="ListBullet"/>
-        <w:ind w:left="720"/>
-      </w:pPr>
-      <w:r>
-        <w:t xml:space="preserve">    ก</w:t>
-      </w:r>
-    </w:p>
-    <w:p>
-      <w:pPr>
-        <w:pStyle w:val="ListBullet"/>
-        <w:ind w:left="720"/>
-      </w:pPr>
-      <w:r>
-        <w:t xml:space="preserve">    ข</w:t>
-      </w:r>
-    </w:p>
-    <w:p>
-      <w:pPr>
-        <w:pStyle w:val="ListBullet"/>
-        <w:ind w:left="720"/>
-      </w:pPr>
-      <w:r>
-        <w:t xml:space="preserve">    ค</w:t>
-      </w:r>
-    </w:p>
-    <w:p>
-      <w:pPr>
-        <w:pStyle w:val="ListBullet"/>
-        <w:ind w:left="720"/>
-      </w:pPr>
-      <w:r>
-        <w:t xml:space="preserve">    ง</w:t>
-      </w:r>
-    </w:p>
-    <w:p/>
-    <w:p>
-      <w:r>
-        <w:rPr>
-          <w:sz w:val="24"/>
-        </w:rPr>
-        <w:t>ข้อ p2_l19_018: วัตถุมีน้ำหนักในอากาศ 50 N จมในน้ำได้ 30 N แรงลอยมีค่าเท่าไร</w:t>
-      </w:r>
-    </w:p>
-    <w:p>
-      <w:pPr>
-        <w:pStyle w:val="ListBullet"/>
-        <w:ind w:left="720"/>
-      </w:pPr>
-      <w:r>
-        <w:t xml:space="preserve">    ก</w:t>
-      </w:r>
-    </w:p>
-    <w:p>
-      <w:pPr>
-        <w:pStyle w:val="ListBullet"/>
-        <w:ind w:left="720"/>
-      </w:pPr>
-      <w:r>
-        <w:t xml:space="preserve">    ข</w:t>
-      </w:r>
-    </w:p>
-    <w:p>
-      <w:pPr>
-        <w:pStyle w:val="ListBullet"/>
-        <w:ind w:left="720"/>
-      </w:pPr>
-      <w:r>
-        <w:t xml:space="preserve">    ค</w:t>
-      </w:r>
-    </w:p>
-    <w:p>
-      <w:pPr>
-        <w:pStyle w:val="ListBullet"/>
-        <w:ind w:left="720"/>
-      </w:pPr>
-      <w:r>
-        <w:t xml:space="preserve">    ง</w:t>
-      </w:r>
-    </w:p>
-    <w:p/>
-    <w:p>
-      <w:r>
-        <w:rPr>
-          <w:sz w:val="24"/>
-        </w:rPr>
-        <w:t>ข้อ p2_l19_019: น้ำไหลในท่อเส้นผ่านศูนย์กลาง 4 cm ด้วยอัตราการไหล 0.02 m³/s ความเร็วเฉลี่ยของน้ำเป็นเท่าไร</w:t>
-      </w:r>
-    </w:p>
-    <w:p>
-      <w:r>
-        <w:drawing>
-          <wp:inline xmlns:a="http://schemas.openxmlformats.org/drawingml/2006/main" xmlns:pic="http://schemas.openxmlformats.org/drawingml/2006/picture">
-            <wp:extent cx="1828800" cy="1359877"/>
-            <wp:docPr id="8" name="Picture 8"/>
-            <wp:cNvGraphicFramePr>
-              <a:graphicFrameLocks noChangeAspect="1"/>
-            </wp:cNvGraphicFramePr>
-            <a:graphic>
-              <a:graphicData uri="http://schemas.openxmlformats.org/drawingml/2006/picture">
-                <pic:pic>
-                  <pic:nvPicPr>
-                    <pic:cNvPr id="0" name="physics_img_q2_l19_010.png"/>
-                    <pic:cNvPicPr/>
-                  </pic:nvPicPr>
-                  <pic:blipFill>
-                    <a:blip r:embed="rId11"/>
-                    <a:stretch>
-                      <a:fillRect/>
-                    </a:stretch>
-                  </pic:blipFill>
-                  <pic:spPr>
-                    <a:xfrm>
-                      <a:off x="0" y="0"/>
-                      <a:ext cx="1828800" cy="1359877"/>
-                    </a:xfrm>
-                    <a:prstGeom prst="rect"/>
-                  </pic:spPr>
-                </pic:pic>
-              </a:graphicData>
-            </a:graphic>
-          </wp:inline>
-        </w:drawing>
-      </w:r>
-    </w:p>
-    <w:p/>
-    <w:p>
-      <w:pPr>
-        <w:pStyle w:val="ListBullet"/>
-        <w:ind w:left="720"/>
-      </w:pPr>
-      <w:r>
-        <w:t xml:space="preserve">    ก</w:t>
-      </w:r>
-    </w:p>
-    <w:p>
-      <w:pPr>
-        <w:pStyle w:val="ListBullet"/>
-        <w:ind w:left="720"/>
-      </w:pPr>
-      <w:r>
-        <w:t xml:space="preserve">    ข</w:t>
-      </w:r>
-    </w:p>
-    <w:p>
-      <w:pPr>
-        <w:pStyle w:val="ListBullet"/>
-        <w:ind w:left="720"/>
-      </w:pPr>
-      <w:r>
-        <w:t xml:space="preserve">    ค</w:t>
-      </w:r>
-    </w:p>
-    <w:p>
-      <w:pPr>
-        <w:pStyle w:val="ListBullet"/>
-        <w:ind w:left="720"/>
-      </w:pPr>
-      <w:r>
-        <w:t xml:space="preserve">    ง</w:t>
-      </w:r>
-    </w:p>
-    <w:p/>
-    <w:p>
-      <w:r>
-        <w:rPr>
-          <w:sz w:val="24"/>
-        </w:rPr>
-        <w:t>ข้อ p2_l19_020: สสารสถานะใดมีความหนาแน่นมากที่สุดโดยทั่วไป</w:t>
-      </w:r>
-    </w:p>
-    <w:p>
-      <w:r>
-        <w:drawing>
-          <wp:inline xmlns:a="http://schemas.openxmlformats.org/drawingml/2006/main" xmlns:pic="http://schemas.openxmlformats.org/drawingml/2006/picture">
-            <wp:extent cx="1828800" cy="1359877"/>
-            <wp:docPr id="9" name="Picture 9"/>
-            <wp:cNvGraphicFramePr>
-              <a:graphicFrameLocks noChangeAspect="1"/>
-            </wp:cNvGraphicFramePr>
-            <a:graphic>
-              <a:graphicData uri="http://schemas.openxmlformats.org/drawingml/2006/picture">
-                <pic:pic>
-                  <pic:nvPicPr>
-                    <pic:cNvPr id="0" name="physics_img_q2_l19_001.png"/>
-                    <pic:cNvPicPr/>
-                  </pic:nvPicPr>
-                  <pic:blipFill>
-                    <a:blip r:embed="rId9"/>
-                    <a:stretch>
-                      <a:fillRect/>
-                    </a:stretch>
-                  </pic:blipFill>
-                  <pic:spPr>
-                    <a:xfrm>
-                      <a:off x="0" y="0"/>
-                      <a:ext cx="1828800" cy="1359877"/>
-                    </a:xfrm>
-                    <a:prstGeom prst="rect"/>
-                  </pic:spPr>
-                </pic:pic>
-              </a:graphicData>
-            </a:graphic>
-          </wp:inline>
-        </w:drawing>
-      </w:r>
-    </w:p>
-    <w:p/>
-    <w:p>
-      <w:pPr>
-        <w:pStyle w:val="ListBullet"/>
-        <w:ind w:left="720"/>
-      </w:pPr>
-      <w:r>
-        <w:t xml:space="preserve">    ก</w:t>
-      </w:r>
-    </w:p>
-    <w:p>
-      <w:pPr>
-        <w:pStyle w:val="ListBullet"/>
-        <w:ind w:left="720"/>
-      </w:pPr>
-      <w:r>
-        <w:t xml:space="preserve">    ข</w:t>
-      </w:r>
-    </w:p>
-    <w:p>
-      <w:pPr>
-        <w:pStyle w:val="ListBullet"/>
-        <w:ind w:left="720"/>
-      </w:pPr>
-      <w:r>
-        <w:t xml:space="preserve">    ค</w:t>
-      </w:r>
-    </w:p>
-    <w:p>
-      <w:pPr>
-        <w:pStyle w:val="ListBullet"/>
-        <w:ind w:left="720"/>
-      </w:pPr>
-      <w:r>
-        <w:t xml:space="preserve">    ง</w:t>
-      </w:r>
-    </w:p>
-    <w:p/>
-    <w:p>
-      <w:r>
-        <w:rPr>
-          <w:sz w:val="24"/>
-        </w:rPr>
-        <w:t>ข้อ p2_l19_021: น้ำไหลในท่อระดับที่ความดัน 200 kPa และความเร็ว 3 m/s ที่จุดที่ความดันลดเหลือ 150 kPa ความเร็วจะเป็นเท่าไร</w:t>
-      </w:r>
-    </w:p>
-    <w:p>
-      <w:r>
-        <w:drawing>
-          <wp:inline xmlns:a="http://schemas.openxmlformats.org/drawingml/2006/main" xmlns:pic="http://schemas.openxmlformats.org/drawingml/2006/picture">
-            <wp:extent cx="1828800" cy="1359877"/>
-            <wp:docPr id="10" name="Picture 10"/>
-            <wp:cNvGraphicFramePr>
-              <a:graphicFrameLocks noChangeAspect="1"/>
-            </wp:cNvGraphicFramePr>
-            <a:graphic>
-              <a:graphicData uri="http://schemas.openxmlformats.org/drawingml/2006/picture">
-                <pic:pic>
-                  <pic:nvPicPr>
-                    <pic:cNvPr id="0" name="physics_img_q2_l19_004.png"/>
+                    <pic:cNvPr id="0" name="physics_img_4.png"/>
                     <pic:cNvPicPr/>
                   </pic:nvPicPr>
                   <pic:blipFill>
@@ -1296,38 +1068,34 @@
     <w:p/>
     <w:p>
       <w:pPr>
-        <w:pStyle w:val="ListBullet"/>
         <w:ind w:left="720"/>
       </w:pPr>
       <w:r>
-        <w:t xml:space="preserve">    ก</w:t>
+        <w:t xml:space="preserve">    1. ก</w:t>
       </w:r>
     </w:p>
     <w:p>
       <w:pPr>
-        <w:pStyle w:val="ListBullet"/>
         <w:ind w:left="720"/>
       </w:pPr>
       <w:r>
-        <w:t xml:space="preserve">    ข</w:t>
+        <w:t xml:space="preserve">    2. ข</w:t>
       </w:r>
     </w:p>
     <w:p>
       <w:pPr>
-        <w:pStyle w:val="ListBullet"/>
         <w:ind w:left="720"/>
       </w:pPr>
       <w:r>
-        <w:t xml:space="preserve">    ค</w:t>
+        <w:t xml:space="preserve">    3. ค</w:t>
       </w:r>
     </w:p>
     <w:p>
       <w:pPr>
-        <w:pStyle w:val="ListBullet"/>
         <w:ind w:left="720"/>
       </w:pPr>
       <w:r>
-        <w:t xml:space="preserve">    ง</w:t>
+        <w:t xml:space="preserve">    4. ง</w:t>
       </w:r>
     </w:p>
     <w:p/>
@@ -1336,52 +1104,7 @@
         <w:rPr>
           <w:sz w:val="24"/>
         </w:rPr>
-        <w:t>ข้อ p2_l19_022: ข้อใดเป็นการประยุกต์ใช้หลักของปาสคาล</w:t>
-      </w:r>
-    </w:p>
-    <w:p>
-      <w:pPr>
-        <w:pStyle w:val="ListBullet"/>
-        <w:ind w:left="720"/>
-      </w:pPr>
-      <w:r>
-        <w:t xml:space="preserve">    ก</w:t>
-      </w:r>
-    </w:p>
-    <w:p>
-      <w:pPr>
-        <w:pStyle w:val="ListBullet"/>
-        <w:ind w:left="720"/>
-      </w:pPr>
-      <w:r>
-        <w:t xml:space="preserve">    ข</w:t>
-      </w:r>
-    </w:p>
-    <w:p>
-      <w:pPr>
-        <w:pStyle w:val="ListBullet"/>
-        <w:ind w:left="720"/>
-      </w:pPr>
-      <w:r>
-        <w:t xml:space="preserve">    ค</w:t>
-      </w:r>
-    </w:p>
-    <w:p>
-      <w:pPr>
-        <w:pStyle w:val="ListBullet"/>
-        <w:ind w:left="720"/>
-      </w:pPr>
-      <w:r>
-        <w:t xml:space="preserve">    ง</w:t>
-      </w:r>
-    </w:p>
-    <w:p/>
-    <w:p>
-      <w:r>
-        <w:rPr>
-          <w:sz w:val="24"/>
-        </w:rPr>
-        <w:t>ข้อ p2_l19_023: ที่ความลึก 10 m ในน้ำ ความดันเกจ (เมื่อเทียบกับบรรยากาศ) มีค่าเท่าไร (g = 10 m/s²)</w:t>
+        <w:t>22. ข้อใดเป็นการประยุกต์ใช้หลักของปาสคาล</w:t>
       </w:r>
     </w:p>
     <w:p>
@@ -1389,7 +1112,7 @@
         <w:drawing>
           <wp:inline xmlns:a="http://schemas.openxmlformats.org/drawingml/2006/main" xmlns:pic="http://schemas.openxmlformats.org/drawingml/2006/picture">
             <wp:extent cx="1828800" cy="1359877"/>
-            <wp:docPr id="11" name="Picture 11"/>
+            <wp:docPr id="7" name="Picture 7"/>
             <wp:cNvGraphicFramePr>
               <a:graphicFrameLocks noChangeAspect="1"/>
             </wp:cNvGraphicFramePr>
@@ -1397,11 +1120,11 @@
               <a:graphicData uri="http://schemas.openxmlformats.org/drawingml/2006/picture">
                 <pic:pic>
                   <pic:nvPicPr>
-                    <pic:cNvPr id="0" name="physics_img_q2_l19_001.png"/>
+                    <pic:cNvPr id="0" name="physics_img_4.png"/>
                     <pic:cNvPicPr/>
                   </pic:nvPicPr>
                   <pic:blipFill>
-                    <a:blip r:embed="rId9"/>
+                    <a:blip r:embed="rId10"/>
                     <a:stretch>
                       <a:fillRect/>
                     </a:stretch>
@@ -1423,38 +1146,34 @@
     <w:p/>
     <w:p>
       <w:pPr>
-        <w:pStyle w:val="ListBullet"/>
         <w:ind w:left="720"/>
       </w:pPr>
       <w:r>
-        <w:t xml:space="preserve">    ก</w:t>
+        <w:t xml:space="preserve">    1. ก</w:t>
       </w:r>
     </w:p>
     <w:p>
       <w:pPr>
-        <w:pStyle w:val="ListBullet"/>
         <w:ind w:left="720"/>
       </w:pPr>
       <w:r>
-        <w:t xml:space="preserve">    ข</w:t>
+        <w:t xml:space="preserve">    2. ข</w:t>
       </w:r>
     </w:p>
     <w:p>
       <w:pPr>
-        <w:pStyle w:val="ListBullet"/>
         <w:ind w:left="720"/>
       </w:pPr>
       <w:r>
-        <w:t xml:space="preserve">    ค</w:t>
+        <w:t xml:space="preserve">    3. ค</w:t>
       </w:r>
     </w:p>
     <w:p>
       <w:pPr>
-        <w:pStyle w:val="ListBullet"/>
         <w:ind w:left="720"/>
       </w:pPr>
       <w:r>
-        <w:t xml:space="preserve">    ง</w:t>
+        <w:t xml:space="preserve">    4. ง</w:t>
       </w:r>
     </w:p>
     <w:p/>
@@ -1463,43 +1182,39 @@
         <w:rPr>
           <w:sz w:val="24"/>
         </w:rPr>
-        <w:t>ข้อ p2_l19_024: ลูกบอลพลาสติกรัศมี 10 cm ลอยในน้ำโดยจมครึ่งหนึ่ง มวลของลูกบอลเป็นเท่าไร (ρ น้ำ = 1,000 kg/m³, g = 10 m/s²)</w:t>
+        <w:t>23. ที่ความลึก 10 m ในน้ำ ความดันเกจ (เมื่อเทียบกับบรรยากาศ) มีค่าเท่าไร (g = 10 m/s²)</w:t>
       </w:r>
     </w:p>
     <w:p>
       <w:pPr>
-        <w:pStyle w:val="ListBullet"/>
         <w:ind w:left="720"/>
       </w:pPr>
       <w:r>
-        <w:t xml:space="preserve">    ก</w:t>
+        <w:t xml:space="preserve">    1. ก</w:t>
       </w:r>
     </w:p>
     <w:p>
       <w:pPr>
-        <w:pStyle w:val="ListBullet"/>
         <w:ind w:left="720"/>
       </w:pPr>
       <w:r>
-        <w:t xml:space="preserve">    ข</w:t>
+        <w:t xml:space="preserve">    2. ข</w:t>
       </w:r>
     </w:p>
     <w:p>
       <w:pPr>
-        <w:pStyle w:val="ListBullet"/>
         <w:ind w:left="720"/>
       </w:pPr>
       <w:r>
-        <w:t xml:space="preserve">    ค</w:t>
+        <w:t xml:space="preserve">    3. ค</w:t>
       </w:r>
     </w:p>
     <w:p>
       <w:pPr>
-        <w:pStyle w:val="ListBullet"/>
         <w:ind w:left="720"/>
       </w:pPr>
       <w:r>
-        <w:t xml:space="preserve">    ง</w:t>
+        <w:t xml:space="preserve">    4. ง</w:t>
       </w:r>
     </w:p>
     <w:p/>
@@ -1508,43 +1223,117 @@
         <w:rPr>
           <w:sz w:val="24"/>
         </w:rPr>
-        <w:t>ข้อ p2_l19_025: น้ำไหลในท่อพื้นที่ 0.01 m² ด้วยความเร็ว 5 m/s ไปยังท่อเล็กพื้นที่ 0.0025 m² อัตราการไหลปริมาตรเป็นเท่าไร</w:t>
+        <w:t>24. ลูกบอลพลาสติกรัศมี 10 cm ลอยในน้ำโดยจมครึ่งหนึ่ง มวลของลูกบอลเป็นเท่าไร (ρ น้ำ = 1,000 kg/m³, g = 10 m/s²)</w:t>
+      </w:r>
+    </w:p>
+    <w:p>
+      <w:r>
+        <w:drawing>
+          <wp:inline xmlns:a="http://schemas.openxmlformats.org/drawingml/2006/main" xmlns:pic="http://schemas.openxmlformats.org/drawingml/2006/picture">
+            <wp:extent cx="1828800" cy="1359877"/>
+            <wp:docPr id="8" name="Picture 8"/>
+            <wp:cNvGraphicFramePr>
+              <a:graphicFrameLocks noChangeAspect="1"/>
+            </wp:cNvGraphicFramePr>
+            <a:graphic>
+              <a:graphicData uri="http://schemas.openxmlformats.org/drawingml/2006/picture">
+                <pic:pic>
+                  <pic:nvPicPr>
+                    <pic:cNvPr id="0" name="physics_img_4.png"/>
+                    <pic:cNvPicPr/>
+                  </pic:nvPicPr>
+                  <pic:blipFill>
+                    <a:blip r:embed="rId10"/>
+                    <a:stretch>
+                      <a:fillRect/>
+                    </a:stretch>
+                  </pic:blipFill>
+                  <pic:spPr>
+                    <a:xfrm>
+                      <a:off x="0" y="0"/>
+                      <a:ext cx="1828800" cy="1359877"/>
+                    </a:xfrm>
+                    <a:prstGeom prst="rect"/>
+                  </pic:spPr>
+                </pic:pic>
+              </a:graphicData>
+            </a:graphic>
+          </wp:inline>
+        </w:drawing>
+      </w:r>
+    </w:p>
+    <w:p/>
+    <w:p>
+      <w:pPr>
+        <w:ind w:left="720"/>
+      </w:pPr>
+      <w:r>
+        <w:t xml:space="preserve">    1. ก</w:t>
       </w:r>
     </w:p>
     <w:p>
       <w:pPr>
-        <w:pStyle w:val="ListBullet"/>
         <w:ind w:left="720"/>
       </w:pPr>
       <w:r>
-        <w:t xml:space="preserve">    ก</w:t>
+        <w:t xml:space="preserve">    2. ข</w:t>
       </w:r>
     </w:p>
     <w:p>
       <w:pPr>
-        <w:pStyle w:val="ListBullet"/>
         <w:ind w:left="720"/>
       </w:pPr>
       <w:r>
-        <w:t xml:space="preserve">    ข</w:t>
+        <w:t xml:space="preserve">    3. ค</w:t>
       </w:r>
     </w:p>
     <w:p>
       <w:pPr>
-        <w:pStyle w:val="ListBullet"/>
         <w:ind w:left="720"/>
       </w:pPr>
       <w:r>
-        <w:t xml:space="preserve">    ค</w:t>
+        <w:t xml:space="preserve">    4. ง</w:t>
+      </w:r>
+    </w:p>
+    <w:p/>
+    <w:p>
+      <w:r>
+        <w:rPr>
+          <w:sz w:val="24"/>
+        </w:rPr>
+        <w:t>25. น้ำไหลในท่อพื้นที่ 0.01 m² ด้วยความเร็ว 5 m/s ไปยังท่อเล็กพื้นที่ 0.0025 m² อัตราการไหลปริมาตรเป็นเท่าไร</w:t>
       </w:r>
     </w:p>
     <w:p>
       <w:pPr>
-        <w:pStyle w:val="ListBullet"/>
         <w:ind w:left="720"/>
       </w:pPr>
       <w:r>
-        <w:t xml:space="preserve">    ง</w:t>
+        <w:t xml:space="preserve">    1. ก</w:t>
+      </w:r>
+    </w:p>
+    <w:p>
+      <w:pPr>
+        <w:ind w:left="720"/>
+      </w:pPr>
+      <w:r>
+        <w:t xml:space="preserve">    2. ข</w:t>
+      </w:r>
+    </w:p>
+    <w:p>
+      <w:pPr>
+        <w:ind w:left="720"/>
+      </w:pPr>
+      <w:r>
+        <w:t xml:space="preserve">    3. ค</w:t>
+      </w:r>
+    </w:p>
+    <w:p>
+      <w:pPr>
+        <w:ind w:left="720"/>
+      </w:pPr>
+      <w:r>
+        <w:t xml:space="preserve">    4. ง</w:t>
       </w:r>
     </w:p>
     <w:p/>

--- a/physics_course/word/lesson19.docx
+++ b/physics_course/word/lesson19.docx
@@ -65,43 +65,6 @@
         <w:t>2. ความดัน (Pressure) คำนวณจากสูตรใด</w:t>
       </w:r>
     </w:p>
-    <w:p>
-      <w:r>
-        <w:drawing>
-          <wp:inline xmlns:a="http://schemas.openxmlformats.org/drawingml/2006/main" xmlns:pic="http://schemas.openxmlformats.org/drawingml/2006/picture">
-            <wp:extent cx="1828800" cy="1359877"/>
-            <wp:docPr id="1" name="Picture 1"/>
-            <wp:cNvGraphicFramePr>
-              <a:graphicFrameLocks noChangeAspect="1"/>
-            </wp:cNvGraphicFramePr>
-            <a:graphic>
-              <a:graphicData uri="http://schemas.openxmlformats.org/drawingml/2006/picture">
-                <pic:pic>
-                  <pic:nvPicPr>
-                    <pic:cNvPr id="0" name="physics_img_2.png"/>
-                    <pic:cNvPicPr/>
-                  </pic:nvPicPr>
-                  <pic:blipFill>
-                    <a:blip r:embed="rId9"/>
-                    <a:stretch>
-                      <a:fillRect/>
-                    </a:stretch>
-                  </pic:blipFill>
-                  <pic:spPr>
-                    <a:xfrm>
-                      <a:off x="0" y="0"/>
-                      <a:ext cx="1828800" cy="1359877"/>
-                    </a:xfrm>
-                    <a:prstGeom prst="rect"/>
-                  </pic:spPr>
-                </pic:pic>
-              </a:graphicData>
-            </a:graphic>
-          </wp:inline>
-        </w:drawing>
-      </w:r>
-    </w:p>
-    <w:p/>
     <w:p>
       <w:pPr>
         <w:ind w:left="720"/>
@@ -184,43 +147,6 @@
         <w:t>4. หลักของอาร์คิมีดีส (Archimedes' Principle) ระบุว่าอะไร</w:t>
       </w:r>
     </w:p>
-    <w:p>
-      <w:r>
-        <w:drawing>
-          <wp:inline xmlns:a="http://schemas.openxmlformats.org/drawingml/2006/main" xmlns:pic="http://schemas.openxmlformats.org/drawingml/2006/picture">
-            <wp:extent cx="1828800" cy="1359877"/>
-            <wp:docPr id="2" name="Picture 2"/>
-            <wp:cNvGraphicFramePr>
-              <a:graphicFrameLocks noChangeAspect="1"/>
-            </wp:cNvGraphicFramePr>
-            <a:graphic>
-              <a:graphicData uri="http://schemas.openxmlformats.org/drawingml/2006/picture">
-                <pic:pic>
-                  <pic:nvPicPr>
-                    <pic:cNvPr id="0" name="physics_img_4.png"/>
-                    <pic:cNvPicPr/>
-                  </pic:nvPicPr>
-                  <pic:blipFill>
-                    <a:blip r:embed="rId10"/>
-                    <a:stretch>
-                      <a:fillRect/>
-                    </a:stretch>
-                  </pic:blipFill>
-                  <pic:spPr>
-                    <a:xfrm>
-                      <a:off x="0" y="0"/>
-                      <a:ext cx="1828800" cy="1359877"/>
-                    </a:xfrm>
-                    <a:prstGeom prst="rect"/>
-                  </pic:spPr>
-                </pic:pic>
-              </a:graphicData>
-            </a:graphic>
-          </wp:inline>
-        </w:drawing>
-      </w:r>
-    </w:p>
-    <w:p/>
     <w:p>
       <w:pPr>
         <w:ind w:left="720"/>
@@ -468,43 +394,6 @@
       </w:r>
     </w:p>
     <w:p>
-      <w:r>
-        <w:drawing>
-          <wp:inline xmlns:a="http://schemas.openxmlformats.org/drawingml/2006/main" xmlns:pic="http://schemas.openxmlformats.org/drawingml/2006/picture">
-            <wp:extent cx="1828800" cy="1359877"/>
-            <wp:docPr id="3" name="Picture 3"/>
-            <wp:cNvGraphicFramePr>
-              <a:graphicFrameLocks noChangeAspect="1"/>
-            </wp:cNvGraphicFramePr>
-            <a:graphic>
-              <a:graphicData uri="http://schemas.openxmlformats.org/drawingml/2006/picture">
-                <pic:pic>
-                  <pic:nvPicPr>
-                    <pic:cNvPr id="0" name="physics_img_10.png"/>
-                    <pic:cNvPicPr/>
-                  </pic:nvPicPr>
-                  <pic:blipFill>
-                    <a:blip r:embed="rId11"/>
-                    <a:stretch>
-                      <a:fillRect/>
-                    </a:stretch>
-                  </pic:blipFill>
-                  <pic:spPr>
-                    <a:xfrm>
-                      <a:off x="0" y="0"/>
-                      <a:ext cx="1828800" cy="1359877"/>
-                    </a:xfrm>
-                    <a:prstGeom prst="rect"/>
-                  </pic:spPr>
-                </pic:pic>
-              </a:graphicData>
-            </a:graphic>
-          </wp:inline>
-        </w:drawing>
-      </w:r>
-    </w:p>
-    <w:p/>
-    <w:p>
       <w:pPr>
         <w:ind w:left="720"/>
       </w:pPr>
@@ -710,43 +599,6 @@
       </w:r>
     </w:p>
     <w:p>
-      <w:r>
-        <w:drawing>
-          <wp:inline xmlns:a="http://schemas.openxmlformats.org/drawingml/2006/main" xmlns:pic="http://schemas.openxmlformats.org/drawingml/2006/picture">
-            <wp:extent cx="1828800" cy="1359877"/>
-            <wp:docPr id="4" name="Picture 4"/>
-            <wp:cNvGraphicFramePr>
-              <a:graphicFrameLocks noChangeAspect="1"/>
-            </wp:cNvGraphicFramePr>
-            <a:graphic>
-              <a:graphicData uri="http://schemas.openxmlformats.org/drawingml/2006/picture">
-                <pic:pic>
-                  <pic:nvPicPr>
-                    <pic:cNvPr id="0" name="physics_img_4.png"/>
-                    <pic:cNvPicPr/>
-                  </pic:nvPicPr>
-                  <pic:blipFill>
-                    <a:blip r:embed="rId10"/>
-                    <a:stretch>
-                      <a:fillRect/>
-                    </a:stretch>
-                  </pic:blipFill>
-                  <pic:spPr>
-                    <a:xfrm>
-                      <a:off x="0" y="0"/>
-                      <a:ext cx="1828800" cy="1359877"/>
-                    </a:xfrm>
-                    <a:prstGeom prst="rect"/>
-                  </pic:spPr>
-                </pic:pic>
-              </a:graphicData>
-            </a:graphic>
-          </wp:inline>
-        </w:drawing>
-      </w:r>
-    </w:p>
-    <w:p/>
-    <w:p>
       <w:pPr>
         <w:ind w:left="720"/>
       </w:pPr>
@@ -787,43 +639,6 @@
         <w:t>16. น้ำไหลในท่อระดับพื้นที่ 0.02 m² ด้วยความเร็ว 3 m/s และความดัน 150,000 Pa ที่จุดที่ท่อหดเหลือ 0.01 m² ความดันเป็นเท่าไร (ρ น้ำ = 1,000 kg/m³)</w:t>
       </w:r>
     </w:p>
-    <w:p>
-      <w:r>
-        <w:drawing>
-          <wp:inline xmlns:a="http://schemas.openxmlformats.org/drawingml/2006/main" xmlns:pic="http://schemas.openxmlformats.org/drawingml/2006/picture">
-            <wp:extent cx="1828800" cy="1359877"/>
-            <wp:docPr id="5" name="Picture 5"/>
-            <wp:cNvGraphicFramePr>
-              <a:graphicFrameLocks noChangeAspect="1"/>
-            </wp:cNvGraphicFramePr>
-            <a:graphic>
-              <a:graphicData uri="http://schemas.openxmlformats.org/drawingml/2006/picture">
-                <pic:pic>
-                  <pic:nvPicPr>
-                    <pic:cNvPr id="0" name="physics_img_4.png"/>
-                    <pic:cNvPicPr/>
-                  </pic:nvPicPr>
-                  <pic:blipFill>
-                    <a:blip r:embed="rId10"/>
-                    <a:stretch>
-                      <a:fillRect/>
-                    </a:stretch>
-                  </pic:blipFill>
-                  <pic:spPr>
-                    <a:xfrm>
-                      <a:off x="0" y="0"/>
-                      <a:ext cx="1828800" cy="1359877"/>
-                    </a:xfrm>
-                    <a:prstGeom prst="rect"/>
-                  </pic:spPr>
-                </pic:pic>
-              </a:graphicData>
-            </a:graphic>
-          </wp:inline>
-        </w:drawing>
-      </w:r>
-    </w:p>
-    <w:p/>
     <w:p>
       <w:pPr>
         <w:ind w:left="720"/>
@@ -1030,43 +845,6 @@
       </w:r>
     </w:p>
     <w:p>
-      <w:r>
-        <w:drawing>
-          <wp:inline xmlns:a="http://schemas.openxmlformats.org/drawingml/2006/main" xmlns:pic="http://schemas.openxmlformats.org/drawingml/2006/picture">
-            <wp:extent cx="1828800" cy="1359877"/>
-            <wp:docPr id="6" name="Picture 6"/>
-            <wp:cNvGraphicFramePr>
-              <a:graphicFrameLocks noChangeAspect="1"/>
-            </wp:cNvGraphicFramePr>
-            <a:graphic>
-              <a:graphicData uri="http://schemas.openxmlformats.org/drawingml/2006/picture">
-                <pic:pic>
-                  <pic:nvPicPr>
-                    <pic:cNvPr id="0" name="physics_img_4.png"/>
-                    <pic:cNvPicPr/>
-                  </pic:nvPicPr>
-                  <pic:blipFill>
-                    <a:blip r:embed="rId10"/>
-                    <a:stretch>
-                      <a:fillRect/>
-                    </a:stretch>
-                  </pic:blipFill>
-                  <pic:spPr>
-                    <a:xfrm>
-                      <a:off x="0" y="0"/>
-                      <a:ext cx="1828800" cy="1359877"/>
-                    </a:xfrm>
-                    <a:prstGeom prst="rect"/>
-                  </pic:spPr>
-                </pic:pic>
-              </a:graphicData>
-            </a:graphic>
-          </wp:inline>
-        </w:drawing>
-      </w:r>
-    </w:p>
-    <w:p/>
-    <w:p>
       <w:pPr>
         <w:ind w:left="720"/>
       </w:pPr>
@@ -1107,43 +885,6 @@
         <w:t>22. ข้อใดเป็นการประยุกต์ใช้หลักของปาสคาล</w:t>
       </w:r>
     </w:p>
-    <w:p>
-      <w:r>
-        <w:drawing>
-          <wp:inline xmlns:a="http://schemas.openxmlformats.org/drawingml/2006/main" xmlns:pic="http://schemas.openxmlformats.org/drawingml/2006/picture">
-            <wp:extent cx="1828800" cy="1359877"/>
-            <wp:docPr id="7" name="Picture 7"/>
-            <wp:cNvGraphicFramePr>
-              <a:graphicFrameLocks noChangeAspect="1"/>
-            </wp:cNvGraphicFramePr>
-            <a:graphic>
-              <a:graphicData uri="http://schemas.openxmlformats.org/drawingml/2006/picture">
-                <pic:pic>
-                  <pic:nvPicPr>
-                    <pic:cNvPr id="0" name="physics_img_4.png"/>
-                    <pic:cNvPicPr/>
-                  </pic:nvPicPr>
-                  <pic:blipFill>
-                    <a:blip r:embed="rId10"/>
-                    <a:stretch>
-                      <a:fillRect/>
-                    </a:stretch>
-                  </pic:blipFill>
-                  <pic:spPr>
-                    <a:xfrm>
-                      <a:off x="0" y="0"/>
-                      <a:ext cx="1828800" cy="1359877"/>
-                    </a:xfrm>
-                    <a:prstGeom prst="rect"/>
-                  </pic:spPr>
-                </pic:pic>
-              </a:graphicData>
-            </a:graphic>
-          </wp:inline>
-        </w:drawing>
-      </w:r>
-    </w:p>
-    <w:p/>
     <w:p>
       <w:pPr>
         <w:ind w:left="720"/>
@@ -1226,43 +967,6 @@
         <w:t>24. ลูกบอลพลาสติกรัศมี 10 cm ลอยในน้ำโดยจมครึ่งหนึ่ง มวลของลูกบอลเป็นเท่าไร (ρ น้ำ = 1,000 kg/m³, g = 10 m/s²)</w:t>
       </w:r>
     </w:p>
-    <w:p>
-      <w:r>
-        <w:drawing>
-          <wp:inline xmlns:a="http://schemas.openxmlformats.org/drawingml/2006/main" xmlns:pic="http://schemas.openxmlformats.org/drawingml/2006/picture">
-            <wp:extent cx="1828800" cy="1359877"/>
-            <wp:docPr id="8" name="Picture 8"/>
-            <wp:cNvGraphicFramePr>
-              <a:graphicFrameLocks noChangeAspect="1"/>
-            </wp:cNvGraphicFramePr>
-            <a:graphic>
-              <a:graphicData uri="http://schemas.openxmlformats.org/drawingml/2006/picture">
-                <pic:pic>
-                  <pic:nvPicPr>
-                    <pic:cNvPr id="0" name="physics_img_4.png"/>
-                    <pic:cNvPicPr/>
-                  </pic:nvPicPr>
-                  <pic:blipFill>
-                    <a:blip r:embed="rId10"/>
-                    <a:stretch>
-                      <a:fillRect/>
-                    </a:stretch>
-                  </pic:blipFill>
-                  <pic:spPr>
-                    <a:xfrm>
-                      <a:off x="0" y="0"/>
-                      <a:ext cx="1828800" cy="1359877"/>
-                    </a:xfrm>
-                    <a:prstGeom prst="rect"/>
-                  </pic:spPr>
-                </pic:pic>
-              </a:graphicData>
-            </a:graphic>
-          </wp:inline>
-        </w:drawing>
-      </w:r>
-    </w:p>
-    <w:p/>
     <w:p>
       <w:pPr>
         <w:ind w:left="720"/>
